--- a/beta/mujtaba-personal-setup-guide.docx
+++ b/beta/mujtaba-personal-setup-guide.docx
@@ -7,7 +7,7 @@
         <w:pStyle w:val="Title"/>
       </w:pPr>
       <w:r>
-        <w:t>AMASAMYA — Personal Setup Guide (for Mujtaba)</w:t>
+        <w:t>AMASAMYA - Personal Setup Guide (for Mujtaba)</w:t>
       </w:r>
     </w:p>
     <w:p>
@@ -15,7 +15,7 @@
         <w:pStyle w:val="Heading1"/>
       </w:pPr>
       <w:r>
-        <w:t>AMASAMYA — Personal Setup Guide</w:t>
+        <w:t>AMASAMYA - Personal Setup Guide</w:t>
       </w:r>
     </w:p>
     <w:p>
@@ -75,7 +75,7 @@
         <w:pStyle w:val="Heading2"/>
       </w:pPr>
       <w:r>
-        <w:t>Step one — install the extension</w:t>
+        <w:t>Step one - install the extension</w:t>
       </w:r>
     </w:p>
     <w:p>
@@ -125,7 +125,7 @@
         <w:pStyle w:val="ListNumber"/>
       </w:pPr>
       <w:r>
-        <w:t>Chrome then shows a permission confirmation dialog titled "Add AMASAMYA — Accessibility Audit Tool?". Tab to the button labelled "Add extension" and press Enter.</w:t>
+        <w:t>Chrome then shows a permission confirmation dialog titled "Add AMASAMYA - Accessibility Audit Tool?". Tab to the button labelled "Add extension" and press Enter.</w:t>
       </w:r>
     </w:p>
     <w:p>
@@ -146,7 +146,7 @@
         <w:pStyle w:val="Heading2"/>
       </w:pPr>
       <w:r>
-        <w:t>Step two — get a free Google Gemini API key</w:t>
+        <w:t>Step two - get a free Google Gemini API key</w:t>
       </w:r>
     </w:p>
     <w:p>
@@ -220,7 +220,7 @@
     </w:p>
     <w:p>
       <w:r>
-        <w:t>You now have a free Gemini API key. The free tier covers about 1500 requests per day — enough for many full AMASAMYA audits, easily enough for a single team's work.</w:t>
+        <w:t>You now have a free Gemini API key. The free tier covers about 1500 requests per day - enough for many full AMASAMYA audits, easily enough for a single team's work.</w:t>
       </w:r>
     </w:p>
     <w:p>
@@ -228,7 +228,7 @@
         <w:pStyle w:val="Heading2"/>
       </w:pPr>
       <w:r>
-        <w:t>Step three — paste the key into AMASAMYA</w:t>
+        <w:t>Step three - paste the key into AMASAMYA</w:t>
       </w:r>
     </w:p>
     <w:p>
@@ -236,7 +236,7 @@
         <w:pStyle w:val="ListNumber"/>
       </w:pPr>
       <w:r>
-        <w:t>Open any web page in Chrome (this site, a news site, your bank — anything).</w:t>
+        <w:t>Open any web page in Chrome (this site, a news site, your bank - anything).</w:t>
       </w:r>
     </w:p>
     <w:p>
@@ -281,7 +281,7 @@
     </w:p>
     <w:p>
       <w:r>
-        <w:t>The Vision AI features now have what they need. You will not have to do this again — the key is stored locally in your Chrome profile.</w:t>
+        <w:t>The Vision AI features now have what they need. You will not have to do this again - the key is stored locally in your Chrome profile.</w:t>
       </w:r>
     </w:p>
     <w:p>
@@ -289,7 +289,7 @@
         <w:pStyle w:val="Heading2"/>
       </w:pPr>
       <w:r>
-        <w:t>Step four — run your first audit</w:t>
+        <w:t>Step four - run your first audit</w:t>
       </w:r>
     </w:p>
     <w:p>
@@ -360,7 +360,7 @@
         <w:pStyle w:val="Heading2"/>
       </w:pPr>
       <w:r>
-        <w:t>Step five — export the report</w:t>
+        <w:t>Step five - export the report</w:t>
       </w:r>
     </w:p>
     <w:p>
@@ -407,7 +407,7 @@
     </w:p>
     <w:p>
       <w:r>
-        <w:t>The first audit you run will produce a finding count that may look alarming — twenty, fifty, a hundred findings is normal for a real-world web page. This is not unusual; it is what every WCAG audit of every modern site looks like. The point is not to be discouraged by the count. The point is to find the patterns: which engine flags the most issues, which severity dominates, which areas of the page are weakest.</w:t>
+        <w:t>The first audit you run will produce a finding count that may look alarming - twenty, fifty, a hundred findings is normal for a real-world web page. This is not unusual; it is what every WCAG audit of every modern site looks like. The point is not to be discouraged by the count. The point is to find the patterns: which engine flags the most issues, which severity dominates, which areas of the page are weakest.</w:t>
       </w:r>
     </w:p>
     <w:p>
@@ -429,8 +429,11 @@
       </w:r>
     </w:p>
     <w:p>
+      <w:pPr>
+        <w:pStyle w:val="ListBullet"/>
+      </w:pPr>
       <w:r>
-        <w:t>— Akhilesh Malani</w:t>
+        <w:t>Akhilesh Malani</w:t>
       </w:r>
     </w:p>
     <w:sectPr>
